--- a/日报/2026-06-25-第01组-课程设计项目研发日报.docx
+++ b/日报/2026-06-25-第01组-课程设计项目研发日报.docx
@@ -48,22 +48,6 @@
         <w:gridCol w:w="2538"/>
       </w:tblGrid>
       <w:tr>
-        <w:tblPrEx>
-          <w:tblBorders>
-            <w:top w:val="single" w:color="auto" w:sz="4" w:space="0"/>
-            <w:left w:val="single" w:color="auto" w:sz="4" w:space="0"/>
-            <w:bottom w:val="single" w:color="auto" w:sz="4" w:space="0"/>
-            <w:right w:val="single" w:color="auto" w:sz="4" w:space="0"/>
-            <w:insideH w:val="single" w:color="auto" w:sz="4" w:space="0"/>
-            <w:insideV w:val="single" w:color="auto" w:sz="4" w:space="0"/>
-          </w:tblBorders>
-          <w:tblCellMar>
-            <w:top w:w="0" w:type="dxa"/>
-            <w:left w:w="108" w:type="dxa"/>
-            <w:bottom w:w="0" w:type="dxa"/>
-            <w:right w:w="108" w:type="dxa"/>
-          </w:tblCellMar>
-        </w:tblPrEx>
         <w:trPr>
           <w:trHeight w:val="454" w:hRule="atLeast"/>
           <w:jc w:val="center"/>
@@ -163,22 +147,6 @@
         </w:tc>
       </w:tr>
       <w:tr>
-        <w:tblPrEx>
-          <w:tblBorders>
-            <w:top w:val="single" w:color="auto" w:sz="4" w:space="0"/>
-            <w:left w:val="single" w:color="auto" w:sz="4" w:space="0"/>
-            <w:bottom w:val="single" w:color="auto" w:sz="4" w:space="0"/>
-            <w:right w:val="single" w:color="auto" w:sz="4" w:space="0"/>
-            <w:insideH w:val="single" w:color="auto" w:sz="4" w:space="0"/>
-            <w:insideV w:val="single" w:color="auto" w:sz="4" w:space="0"/>
-          </w:tblBorders>
-          <w:tblCellMar>
-            <w:top w:w="0" w:type="dxa"/>
-            <w:left w:w="108" w:type="dxa"/>
-            <w:bottom w:w="0" w:type="dxa"/>
-            <w:right w:w="108" w:type="dxa"/>
-          </w:tblCellMar>
-        </w:tblPrEx>
         <w:trPr>
           <w:trHeight w:val="454" w:hRule="atLeast"/>
           <w:jc w:val="center"/>
@@ -315,22 +283,6 @@
         </w:tc>
       </w:tr>
       <w:tr>
-        <w:tblPrEx>
-          <w:tblBorders>
-            <w:top w:val="single" w:color="auto" w:sz="4" w:space="0"/>
-            <w:left w:val="single" w:color="auto" w:sz="4" w:space="0"/>
-            <w:bottom w:val="single" w:color="auto" w:sz="4" w:space="0"/>
-            <w:right w:val="single" w:color="auto" w:sz="4" w:space="0"/>
-            <w:insideH w:val="single" w:color="auto" w:sz="4" w:space="0"/>
-            <w:insideV w:val="single" w:color="auto" w:sz="4" w:space="0"/>
-          </w:tblBorders>
-          <w:tblCellMar>
-            <w:top w:w="0" w:type="dxa"/>
-            <w:left w:w="108" w:type="dxa"/>
-            <w:bottom w:w="0" w:type="dxa"/>
-            <w:right w:w="108" w:type="dxa"/>
-          </w:tblCellMar>
-        </w:tblPrEx>
         <w:trPr>
           <w:trHeight w:val="90" w:hRule="atLeast"/>
           <w:jc w:val="center"/>
@@ -444,22 +396,6 @@
         </w:tc>
       </w:tr>
       <w:tr>
-        <w:tblPrEx>
-          <w:tblBorders>
-            <w:top w:val="single" w:color="auto" w:sz="4" w:space="0"/>
-            <w:left w:val="single" w:color="auto" w:sz="4" w:space="0"/>
-            <w:bottom w:val="single" w:color="auto" w:sz="4" w:space="0"/>
-            <w:right w:val="single" w:color="auto" w:sz="4" w:space="0"/>
-            <w:insideH w:val="single" w:color="auto" w:sz="4" w:space="0"/>
-            <w:insideV w:val="single" w:color="auto" w:sz="4" w:space="0"/>
-          </w:tblBorders>
-          <w:tblCellMar>
-            <w:top w:w="0" w:type="dxa"/>
-            <w:left w:w="108" w:type="dxa"/>
-            <w:bottom w:w="0" w:type="dxa"/>
-            <w:right w:w="108" w:type="dxa"/>
-          </w:tblCellMar>
-        </w:tblPrEx>
         <w:trPr>
           <w:trHeight w:val="479" w:hRule="atLeast"/>
           <w:jc w:val="center"/>
@@ -491,22 +427,6 @@
         </w:tc>
       </w:tr>
       <w:tr>
-        <w:tblPrEx>
-          <w:tblBorders>
-            <w:top w:val="single" w:color="auto" w:sz="4" w:space="0"/>
-            <w:left w:val="single" w:color="auto" w:sz="4" w:space="0"/>
-            <w:bottom w:val="single" w:color="auto" w:sz="4" w:space="0"/>
-            <w:right w:val="single" w:color="auto" w:sz="4" w:space="0"/>
-            <w:insideH w:val="single" w:color="auto" w:sz="4" w:space="0"/>
-            <w:insideV w:val="single" w:color="auto" w:sz="4" w:space="0"/>
-          </w:tblBorders>
-          <w:tblCellMar>
-            <w:top w:w="0" w:type="dxa"/>
-            <w:left w:w="108" w:type="dxa"/>
-            <w:bottom w:w="0" w:type="dxa"/>
-            <w:right w:w="108" w:type="dxa"/>
-          </w:tblCellMar>
-        </w:tblPrEx>
         <w:trPr>
           <w:trHeight w:val="12101" w:hRule="atLeast"/>
           <w:jc w:val="center"/>
@@ -567,22 +487,6 @@
               <w:gridCol w:w="1489"/>
             </w:tblGrid>
             <w:tr>
-              <w:tblPrEx>
-                <w:tblBorders>
-                  <w:top w:val="single" w:color="auto" w:sz="4" w:space="0"/>
-                  <w:left w:val="single" w:color="auto" w:sz="4" w:space="0"/>
-                  <w:bottom w:val="single" w:color="auto" w:sz="4" w:space="0"/>
-                  <w:right w:val="single" w:color="auto" w:sz="4" w:space="0"/>
-                  <w:insideH w:val="single" w:color="auto" w:sz="4" w:space="0"/>
-                  <w:insideV w:val="single" w:color="auto" w:sz="4" w:space="0"/>
-                </w:tblBorders>
-                <w:tblCellMar>
-                  <w:top w:w="0" w:type="dxa"/>
-                  <w:left w:w="108" w:type="dxa"/>
-                  <w:bottom w:w="0" w:type="dxa"/>
-                  <w:right w:w="108" w:type="dxa"/>
-                </w:tblCellMar>
-              </w:tblPrEx>
               <w:trPr>
                 <w:trHeight w:val="284" w:hRule="atLeast"/>
                 <w:jc w:val="center"/>
@@ -661,22 +565,6 @@
               </w:tc>
             </w:tr>
             <w:tr>
-              <w:tblPrEx>
-                <w:tblBorders>
-                  <w:top w:val="single" w:color="auto" w:sz="4" w:space="0"/>
-                  <w:left w:val="single" w:color="auto" w:sz="4" w:space="0"/>
-                  <w:bottom w:val="single" w:color="auto" w:sz="4" w:space="0"/>
-                  <w:right w:val="single" w:color="auto" w:sz="4" w:space="0"/>
-                  <w:insideH w:val="single" w:color="auto" w:sz="4" w:space="0"/>
-                  <w:insideV w:val="single" w:color="auto" w:sz="4" w:space="0"/>
-                </w:tblBorders>
-                <w:tblCellMar>
-                  <w:top w:w="0" w:type="dxa"/>
-                  <w:left w:w="108" w:type="dxa"/>
-                  <w:bottom w:w="0" w:type="dxa"/>
-                  <w:right w:w="108" w:type="dxa"/>
-                </w:tblCellMar>
-              </w:tblPrEx>
               <w:trPr>
                 <w:trHeight w:val="284" w:hRule="atLeast"/>
                 <w:jc w:val="center"/>
@@ -769,22 +657,6 @@
               </w:tc>
             </w:tr>
             <w:tr>
-              <w:tblPrEx>
-                <w:tblBorders>
-                  <w:top w:val="single" w:color="auto" w:sz="4" w:space="0"/>
-                  <w:left w:val="single" w:color="auto" w:sz="4" w:space="0"/>
-                  <w:bottom w:val="single" w:color="auto" w:sz="4" w:space="0"/>
-                  <w:right w:val="single" w:color="auto" w:sz="4" w:space="0"/>
-                  <w:insideH w:val="single" w:color="auto" w:sz="4" w:space="0"/>
-                  <w:insideV w:val="single" w:color="auto" w:sz="4" w:space="0"/>
-                </w:tblBorders>
-                <w:tblCellMar>
-                  <w:top w:w="0" w:type="dxa"/>
-                  <w:left w:w="108" w:type="dxa"/>
-                  <w:bottom w:w="0" w:type="dxa"/>
-                  <w:right w:w="108" w:type="dxa"/>
-                </w:tblCellMar>
-              </w:tblPrEx>
               <w:trPr>
                 <w:trHeight w:val="284" w:hRule="atLeast"/>
                 <w:jc w:val="center"/>
@@ -881,22 +753,6 @@
               </w:tc>
             </w:tr>
             <w:tr>
-              <w:tblPrEx>
-                <w:tblBorders>
-                  <w:top w:val="single" w:color="auto" w:sz="4" w:space="0"/>
-                  <w:left w:val="single" w:color="auto" w:sz="4" w:space="0"/>
-                  <w:bottom w:val="single" w:color="auto" w:sz="4" w:space="0"/>
-                  <w:right w:val="single" w:color="auto" w:sz="4" w:space="0"/>
-                  <w:insideH w:val="single" w:color="auto" w:sz="4" w:space="0"/>
-                  <w:insideV w:val="single" w:color="auto" w:sz="4" w:space="0"/>
-                </w:tblBorders>
-                <w:tblCellMar>
-                  <w:top w:w="0" w:type="dxa"/>
-                  <w:left w:w="108" w:type="dxa"/>
-                  <w:bottom w:w="0" w:type="dxa"/>
-                  <w:right w:w="108" w:type="dxa"/>
-                </w:tblCellMar>
-              </w:tblPrEx>
               <w:trPr>
                 <w:trHeight w:val="284" w:hRule="atLeast"/>
                 <w:jc w:val="center"/>
@@ -978,22 +834,6 @@
               </w:tc>
             </w:tr>
             <w:tr>
-              <w:tblPrEx>
-                <w:tblBorders>
-                  <w:top w:val="single" w:color="auto" w:sz="4" w:space="0"/>
-                  <w:left w:val="single" w:color="auto" w:sz="4" w:space="0"/>
-                  <w:bottom w:val="single" w:color="auto" w:sz="4" w:space="0"/>
-                  <w:right w:val="single" w:color="auto" w:sz="4" w:space="0"/>
-                  <w:insideH w:val="single" w:color="auto" w:sz="4" w:space="0"/>
-                  <w:insideV w:val="single" w:color="auto" w:sz="4" w:space="0"/>
-                </w:tblBorders>
-                <w:tblCellMar>
-                  <w:top w:w="0" w:type="dxa"/>
-                  <w:left w:w="108" w:type="dxa"/>
-                  <w:bottom w:w="0" w:type="dxa"/>
-                  <w:right w:w="108" w:type="dxa"/>
-                </w:tblCellMar>
-              </w:tblPrEx>
               <w:trPr>
                 <w:trHeight w:val="284" w:hRule="atLeast"/>
                 <w:jc w:val="center"/>
@@ -1073,22 +913,6 @@
               </w:tc>
             </w:tr>
             <w:tr>
-              <w:tblPrEx>
-                <w:tblBorders>
-                  <w:top w:val="single" w:color="auto" w:sz="4" w:space="0"/>
-                  <w:left w:val="single" w:color="auto" w:sz="4" w:space="0"/>
-                  <w:bottom w:val="single" w:color="auto" w:sz="4" w:space="0"/>
-                  <w:right w:val="single" w:color="auto" w:sz="4" w:space="0"/>
-                  <w:insideH w:val="single" w:color="auto" w:sz="4" w:space="0"/>
-                  <w:insideV w:val="single" w:color="auto" w:sz="4" w:space="0"/>
-                </w:tblBorders>
-                <w:tblCellMar>
-                  <w:top w:w="0" w:type="dxa"/>
-                  <w:left w:w="108" w:type="dxa"/>
-                  <w:bottom w:w="0" w:type="dxa"/>
-                  <w:right w:w="108" w:type="dxa"/>
-                </w:tblCellMar>
-              </w:tblPrEx>
               <w:trPr>
                 <w:trHeight w:val="284" w:hRule="atLeast"/>
                 <w:jc w:val="center"/>
@@ -1177,22 +1001,6 @@
               </w:tc>
             </w:tr>
             <w:tr>
-              <w:tblPrEx>
-                <w:tblBorders>
-                  <w:top w:val="single" w:color="auto" w:sz="4" w:space="0"/>
-                  <w:left w:val="single" w:color="auto" w:sz="4" w:space="0"/>
-                  <w:bottom w:val="single" w:color="auto" w:sz="4" w:space="0"/>
-                  <w:right w:val="single" w:color="auto" w:sz="4" w:space="0"/>
-                  <w:insideH w:val="single" w:color="auto" w:sz="4" w:space="0"/>
-                  <w:insideV w:val="single" w:color="auto" w:sz="4" w:space="0"/>
-                </w:tblBorders>
-                <w:tblCellMar>
-                  <w:top w:w="0" w:type="dxa"/>
-                  <w:left w:w="108" w:type="dxa"/>
-                  <w:bottom w:w="0" w:type="dxa"/>
-                  <w:right w:w="108" w:type="dxa"/>
-                </w:tblCellMar>
-              </w:tblPrEx>
               <w:trPr>
                 <w:trHeight w:val="284" w:hRule="atLeast"/>
                 <w:jc w:val="center"/>
@@ -1753,10 +1561,27 @@
             </w:pPr>
             <w:r>
               <w:rPr>
-                <w:rFonts w:hint="eastAsia"/>
-                <w:lang w:val="en-US" w:eastAsia="zh-CN"/>
-              </w:rPr>
-              <w:t>分长数据表格页面在 Windows 系统下默认的横向/纵向滚动条视觉效果比较生硬，与系统整体风格不太搭配，需要用 CSS 统一美化定制滚动条样式。</w:t>
+                <w:rFonts w:hint="eastAsia" w:ascii="Times New Roman" w:hAnsi="Times New Roman" w:eastAsia="宋体" w:cs="Times New Roman"/>
+                <w:kern w:val="2"/>
+                <w:sz w:val="21"/>
+                <w:szCs w:val="21"/>
+                <w:lang w:val="en-US" w:eastAsia="zh-CN" w:bidi="ar-SA"/>
+                <w14:ligatures w14:val="standardContextual"/>
+              </w:rPr>
+              <w:t>分长数据表格页面在 Windows 系统下默认的横向/纵向滚动条视觉效果比较生硬，与系统整体风格不太搭配，需要用 CSS 统一美化定制滚动条样</w:t>
+            </w:r>
+            <w:bookmarkStart w:id="0" w:name="_GoBack"/>
+            <w:bookmarkEnd w:id="0"/>
+            <w:r>
+              <w:rPr>
+                <w:rFonts w:hint="eastAsia" w:ascii="Times New Roman" w:hAnsi="Times New Roman" w:eastAsia="宋体" w:cs="Times New Roman"/>
+                <w:kern w:val="2"/>
+                <w:sz w:val="21"/>
+                <w:szCs w:val="21"/>
+                <w:lang w:val="en-US" w:eastAsia="zh-CN" w:bidi="ar-SA"/>
+                <w14:ligatures w14:val="standardContextual"/>
+              </w:rPr>
+              <w:t>式。</w:t>
             </w:r>
             <w:r>
               <w:rPr>
@@ -1941,7 +1766,6 @@
                 <w:lang w:val="en-US" w:eastAsia="zh-CN"/>
               </w:rPr>
             </w:pPr>
-            <w:bookmarkStart w:id="0" w:name="_GoBack"/>
             <w:r>
               <w:rPr>
                 <w:rFonts w:ascii="宋体" w:hAnsi="宋体" w:eastAsia="宋体" w:cs="宋体"/>
@@ -1990,27 +1814,10 @@
                 </wp:inline>
               </w:drawing>
             </w:r>
-            <w:bookmarkEnd w:id="0"/>
           </w:p>
         </w:tc>
       </w:tr>
       <w:tr>
-        <w:tblPrEx>
-          <w:tblBorders>
-            <w:top w:val="single" w:color="auto" w:sz="4" w:space="0"/>
-            <w:left w:val="single" w:color="auto" w:sz="4" w:space="0"/>
-            <w:bottom w:val="single" w:color="auto" w:sz="4" w:space="0"/>
-            <w:right w:val="single" w:color="auto" w:sz="4" w:space="0"/>
-            <w:insideH w:val="single" w:color="auto" w:sz="4" w:space="0"/>
-            <w:insideV w:val="single" w:color="auto" w:sz="4" w:space="0"/>
-          </w:tblBorders>
-          <w:tblCellMar>
-            <w:top w:w="0" w:type="dxa"/>
-            <w:left w:w="108" w:type="dxa"/>
-            <w:bottom w:w="0" w:type="dxa"/>
-            <w:right w:w="108" w:type="dxa"/>
-          </w:tblCellMar>
-        </w:tblPrEx>
         <w:trPr>
           <w:trHeight w:val="775" w:hRule="atLeast"/>
           <w:jc w:val="center"/>

--- a/日报/2026-06-25-第01组-课程设计项目研发日报.docx
+++ b/日报/2026-06-25-第01组-课程设计项目研发日报.docx
@@ -22,7 +22,7 @@
     </w:p>
     <w:tbl>
       <w:tblPr>
-        <w:tblStyle w:val="6"/>
+        <w:tblStyle w:val="7"/>
         <w:tblW w:w="5000" w:type="pct"/>
         <w:jc w:val="center"/>
         <w:tblBorders>
@@ -48,6 +48,22 @@
         <w:gridCol w:w="2538"/>
       </w:tblGrid>
       <w:tr>
+        <w:tblPrEx>
+          <w:tblBorders>
+            <w:top w:val="single" w:color="auto" w:sz="4" w:space="0"/>
+            <w:left w:val="single" w:color="auto" w:sz="4" w:space="0"/>
+            <w:bottom w:val="single" w:color="auto" w:sz="4" w:space="0"/>
+            <w:right w:val="single" w:color="auto" w:sz="4" w:space="0"/>
+            <w:insideH w:val="single" w:color="auto" w:sz="4" w:space="0"/>
+            <w:insideV w:val="single" w:color="auto" w:sz="4" w:space="0"/>
+          </w:tblBorders>
+          <w:tblCellMar>
+            <w:top w:w="0" w:type="dxa"/>
+            <w:left w:w="108" w:type="dxa"/>
+            <w:bottom w:w="0" w:type="dxa"/>
+            <w:right w:w="108" w:type="dxa"/>
+          </w:tblCellMar>
+        </w:tblPrEx>
         <w:trPr>
           <w:trHeight w:val="454" w:hRule="atLeast"/>
           <w:jc w:val="center"/>
@@ -147,6 +163,22 @@
         </w:tc>
       </w:tr>
       <w:tr>
+        <w:tblPrEx>
+          <w:tblBorders>
+            <w:top w:val="single" w:color="auto" w:sz="4" w:space="0"/>
+            <w:left w:val="single" w:color="auto" w:sz="4" w:space="0"/>
+            <w:bottom w:val="single" w:color="auto" w:sz="4" w:space="0"/>
+            <w:right w:val="single" w:color="auto" w:sz="4" w:space="0"/>
+            <w:insideH w:val="single" w:color="auto" w:sz="4" w:space="0"/>
+            <w:insideV w:val="single" w:color="auto" w:sz="4" w:space="0"/>
+          </w:tblBorders>
+          <w:tblCellMar>
+            <w:top w:w="0" w:type="dxa"/>
+            <w:left w:w="108" w:type="dxa"/>
+            <w:bottom w:w="0" w:type="dxa"/>
+            <w:right w:w="108" w:type="dxa"/>
+          </w:tblCellMar>
+        </w:tblPrEx>
         <w:trPr>
           <w:trHeight w:val="454" w:hRule="atLeast"/>
           <w:jc w:val="center"/>
@@ -227,7 +259,7 @@
                 <w:szCs w:val="16"/>
                 <w:lang w:val="en-US" w:eastAsia="zh-CN"/>
               </w:rPr>
-              <w:t>5</w:t>
+              <w:t>7</w:t>
             </w:r>
           </w:p>
         </w:tc>
@@ -283,6 +315,22 @@
         </w:tc>
       </w:tr>
       <w:tr>
+        <w:tblPrEx>
+          <w:tblBorders>
+            <w:top w:val="single" w:color="auto" w:sz="4" w:space="0"/>
+            <w:left w:val="single" w:color="auto" w:sz="4" w:space="0"/>
+            <w:bottom w:val="single" w:color="auto" w:sz="4" w:space="0"/>
+            <w:right w:val="single" w:color="auto" w:sz="4" w:space="0"/>
+            <w:insideH w:val="single" w:color="auto" w:sz="4" w:space="0"/>
+            <w:insideV w:val="single" w:color="auto" w:sz="4" w:space="0"/>
+          </w:tblBorders>
+          <w:tblCellMar>
+            <w:top w:w="0" w:type="dxa"/>
+            <w:left w:w="108" w:type="dxa"/>
+            <w:bottom w:w="0" w:type="dxa"/>
+            <w:right w:w="108" w:type="dxa"/>
+          </w:tblCellMar>
+        </w:tblPrEx>
         <w:trPr>
           <w:trHeight w:val="90" w:hRule="atLeast"/>
           <w:jc w:val="center"/>
@@ -390,12 +438,28 @@
                 <w:szCs w:val="16"/>
                 <w:lang w:val="en-US" w:eastAsia="zh-CN"/>
               </w:rPr>
-              <w:t>邱季翔</w:t>
+              <w:t>张宏磊</w:t>
             </w:r>
           </w:p>
         </w:tc>
       </w:tr>
       <w:tr>
+        <w:tblPrEx>
+          <w:tblBorders>
+            <w:top w:val="single" w:color="auto" w:sz="4" w:space="0"/>
+            <w:left w:val="single" w:color="auto" w:sz="4" w:space="0"/>
+            <w:bottom w:val="single" w:color="auto" w:sz="4" w:space="0"/>
+            <w:right w:val="single" w:color="auto" w:sz="4" w:space="0"/>
+            <w:insideH w:val="single" w:color="auto" w:sz="4" w:space="0"/>
+            <w:insideV w:val="single" w:color="auto" w:sz="4" w:space="0"/>
+          </w:tblBorders>
+          <w:tblCellMar>
+            <w:top w:w="0" w:type="dxa"/>
+            <w:left w:w="108" w:type="dxa"/>
+            <w:bottom w:w="0" w:type="dxa"/>
+            <w:right w:w="108" w:type="dxa"/>
+          </w:tblCellMar>
+        </w:tblPrEx>
         <w:trPr>
           <w:trHeight w:val="479" w:hRule="atLeast"/>
           <w:jc w:val="center"/>
@@ -427,6 +491,22 @@
         </w:tc>
       </w:tr>
       <w:tr>
+        <w:tblPrEx>
+          <w:tblBorders>
+            <w:top w:val="single" w:color="auto" w:sz="4" w:space="0"/>
+            <w:left w:val="single" w:color="auto" w:sz="4" w:space="0"/>
+            <w:bottom w:val="single" w:color="auto" w:sz="4" w:space="0"/>
+            <w:right w:val="single" w:color="auto" w:sz="4" w:space="0"/>
+            <w:insideH w:val="single" w:color="auto" w:sz="4" w:space="0"/>
+            <w:insideV w:val="single" w:color="auto" w:sz="4" w:space="0"/>
+          </w:tblBorders>
+          <w:tblCellMar>
+            <w:top w:w="0" w:type="dxa"/>
+            <w:left w:w="108" w:type="dxa"/>
+            <w:bottom w:w="0" w:type="dxa"/>
+            <w:right w:w="108" w:type="dxa"/>
+          </w:tblCellMar>
+        </w:tblPrEx>
         <w:trPr>
           <w:trHeight w:val="12101" w:hRule="atLeast"/>
           <w:jc w:val="center"/>
@@ -438,7 +518,7 @@
           </w:tcPr>
           <w:p>
             <w:pPr>
-              <w:pStyle w:val="9"/>
+              <w:pStyle w:val="10"/>
               <w:numPr>
                 <w:ilvl w:val="0"/>
                 <w:numId w:val="1"/>
@@ -462,7 +542,7 @@
           </w:p>
           <w:tbl>
             <w:tblPr>
-              <w:tblStyle w:val="6"/>
+              <w:tblStyle w:val="7"/>
               <w:tblW w:w="4898" w:type="pct"/>
               <w:jc w:val="center"/>
               <w:tblBorders>
@@ -487,6 +567,22 @@
               <w:gridCol w:w="1489"/>
             </w:tblGrid>
             <w:tr>
+              <w:tblPrEx>
+                <w:tblBorders>
+                  <w:top w:val="single" w:color="auto" w:sz="4" w:space="0"/>
+                  <w:left w:val="single" w:color="auto" w:sz="4" w:space="0"/>
+                  <w:bottom w:val="single" w:color="auto" w:sz="4" w:space="0"/>
+                  <w:right w:val="single" w:color="auto" w:sz="4" w:space="0"/>
+                  <w:insideH w:val="single" w:color="auto" w:sz="4" w:space="0"/>
+                  <w:insideV w:val="single" w:color="auto" w:sz="4" w:space="0"/>
+                </w:tblBorders>
+                <w:tblCellMar>
+                  <w:top w:w="0" w:type="dxa"/>
+                  <w:left w:w="108" w:type="dxa"/>
+                  <w:bottom w:w="0" w:type="dxa"/>
+                  <w:right w:w="108" w:type="dxa"/>
+                </w:tblCellMar>
+              </w:tblPrEx>
               <w:trPr>
                 <w:trHeight w:val="284" w:hRule="atLeast"/>
                 <w:jc w:val="center"/>
@@ -565,6 +661,22 @@
               </w:tc>
             </w:tr>
             <w:tr>
+              <w:tblPrEx>
+                <w:tblBorders>
+                  <w:top w:val="single" w:color="auto" w:sz="4" w:space="0"/>
+                  <w:left w:val="single" w:color="auto" w:sz="4" w:space="0"/>
+                  <w:bottom w:val="single" w:color="auto" w:sz="4" w:space="0"/>
+                  <w:right w:val="single" w:color="auto" w:sz="4" w:space="0"/>
+                  <w:insideH w:val="single" w:color="auto" w:sz="4" w:space="0"/>
+                  <w:insideV w:val="single" w:color="auto" w:sz="4" w:space="0"/>
+                </w:tblBorders>
+                <w:tblCellMar>
+                  <w:top w:w="0" w:type="dxa"/>
+                  <w:left w:w="108" w:type="dxa"/>
+                  <w:bottom w:w="0" w:type="dxa"/>
+                  <w:right w:w="108" w:type="dxa"/>
+                </w:tblCellMar>
+              </w:tblPrEx>
               <w:trPr>
                 <w:trHeight w:val="284" w:hRule="atLeast"/>
                 <w:jc w:val="center"/>
@@ -600,32 +712,20 @@
                 <w:p>
                   <w:pPr>
                     <w:rPr>
+                      <w:rFonts w:hint="eastAsia" w:eastAsia="宋体"/>
                       <w:sz w:val="21"/>
                       <w:szCs w:val="21"/>
+                      <w:lang w:eastAsia="zh-CN"/>
                     </w:rPr>
                   </w:pPr>
                   <w:r>
                     <w:rPr>
+                      <w:rFonts w:hint="eastAsia" w:eastAsia="宋体"/>
                       <w:sz w:val="21"/>
                       <w:szCs w:val="21"/>
-                    </w:rPr>
-                    <w:t>前端系统各模块界面的细节巡查与用户体验（UX）调</w:t>
-                  </w:r>
-                  <w:r>
-                    <w:rPr>
-                      <w:rFonts w:hint="eastAsia"/>
-                      <w:sz w:val="21"/>
-                      <w:szCs w:val="21"/>
-                      <w:lang w:val="en-US" w:eastAsia="zh-CN"/>
-                    </w:rPr>
-                    <w:t>整</w:t>
-                  </w:r>
-                  <w:r>
-                    <w:rPr>
-                      <w:sz w:val="21"/>
-                      <w:szCs w:val="21"/>
-                    </w:rPr>
-                    <w:t>。</w:t>
+                      <w:lang w:eastAsia="zh-CN"/>
+                    </w:rPr>
+                    <w:t>建立统一业务异常与全局处理器，捕获并封装异常为标准API响应，提升系统健壮性。</w:t>
                   </w:r>
                 </w:p>
               </w:tc>
@@ -657,6 +757,22 @@
               </w:tc>
             </w:tr>
             <w:tr>
+              <w:tblPrEx>
+                <w:tblBorders>
+                  <w:top w:val="single" w:color="auto" w:sz="4" w:space="0"/>
+                  <w:left w:val="single" w:color="auto" w:sz="4" w:space="0"/>
+                  <w:bottom w:val="single" w:color="auto" w:sz="4" w:space="0"/>
+                  <w:right w:val="single" w:color="auto" w:sz="4" w:space="0"/>
+                  <w:insideH w:val="single" w:color="auto" w:sz="4" w:space="0"/>
+                  <w:insideV w:val="single" w:color="auto" w:sz="4" w:space="0"/>
+                </w:tblBorders>
+                <w:tblCellMar>
+                  <w:top w:w="0" w:type="dxa"/>
+                  <w:left w:w="108" w:type="dxa"/>
+                  <w:bottom w:w="0" w:type="dxa"/>
+                  <w:right w:w="108" w:type="dxa"/>
+                </w:tblCellMar>
+              </w:tblPrEx>
               <w:trPr>
                 <w:trHeight w:val="284" w:hRule="atLeast"/>
                 <w:jc w:val="center"/>
@@ -710,7 +826,7 @@
                       <w:lang w:val="en-US" w:eastAsia="zh-CN" w:bidi="ar-SA"/>
                       <w14:ligatures w14:val="standardContextual"/>
                     </w:rPr>
-                    <w:t>修复患者“退号”等操作时，前端列表状态刷新延迟的问题。</w:t>
+                    <w:t>利用ThreadLocal实现用户信息在线程内的隔离存储，便于在请求链路中安全获取当前用户。</w:t>
                   </w:r>
                 </w:p>
               </w:tc>
@@ -753,6 +869,22 @@
               </w:tc>
             </w:tr>
             <w:tr>
+              <w:tblPrEx>
+                <w:tblBorders>
+                  <w:top w:val="single" w:color="auto" w:sz="4" w:space="0"/>
+                  <w:left w:val="single" w:color="auto" w:sz="4" w:space="0"/>
+                  <w:bottom w:val="single" w:color="auto" w:sz="4" w:space="0"/>
+                  <w:right w:val="single" w:color="auto" w:sz="4" w:space="0"/>
+                  <w:insideH w:val="single" w:color="auto" w:sz="4" w:space="0"/>
+                  <w:insideV w:val="single" w:color="auto" w:sz="4" w:space="0"/>
+                </w:tblBorders>
+                <w:tblCellMar>
+                  <w:top w:w="0" w:type="dxa"/>
+                  <w:left w:w="108" w:type="dxa"/>
+                  <w:bottom w:w="0" w:type="dxa"/>
+                  <w:right w:w="108" w:type="dxa"/>
+                </w:tblCellMar>
+              </w:tblPrEx>
               <w:trPr>
                 <w:trHeight w:val="284" w:hRule="atLeast"/>
                 <w:jc w:val="center"/>
@@ -788,8 +920,10 @@
                 <w:p>
                   <w:pPr>
                     <w:rPr>
+                      <w:rFonts w:hint="eastAsia" w:eastAsia="宋体"/>
                       <w:sz w:val="21"/>
                       <w:szCs w:val="21"/>
+                      <w:lang w:eastAsia="zh-CN"/>
                     </w:rPr>
                   </w:pPr>
                   <w:r>
@@ -797,7 +931,24 @@
                       <w:sz w:val="21"/>
                       <w:szCs w:val="21"/>
                     </w:rPr>
-                    <w:t>微调导航栏、侧边栏的图标间距与字体大小，提升视觉一致性。</w:t>
+                    <w:t>微</w:t>
+                  </w:r>
+                  <w:r>
+                    <w:rPr>
+                      <w:rFonts w:hint="eastAsia"/>
+                      <w:sz w:val="21"/>
+                      <w:szCs w:val="21"/>
+                    </w:rPr>
+                    <w:t>实现过滤器以解析请求头中的JWT令牌，验证后将用户信息存入上下文，并在请求结束后清理</w:t>
+                  </w:r>
+                  <w:r>
+                    <w:rPr>
+                      <w:rFonts w:hint="eastAsia"/>
+                      <w:sz w:val="21"/>
+                      <w:szCs w:val="21"/>
+                      <w:lang w:eastAsia="zh-CN"/>
+                    </w:rPr>
+                    <w:t>。</w:t>
                   </w:r>
                 </w:p>
               </w:tc>
@@ -834,6 +985,22 @@
               </w:tc>
             </w:tr>
             <w:tr>
+              <w:tblPrEx>
+                <w:tblBorders>
+                  <w:top w:val="single" w:color="auto" w:sz="4" w:space="0"/>
+                  <w:left w:val="single" w:color="auto" w:sz="4" w:space="0"/>
+                  <w:bottom w:val="single" w:color="auto" w:sz="4" w:space="0"/>
+                  <w:right w:val="single" w:color="auto" w:sz="4" w:space="0"/>
+                  <w:insideH w:val="single" w:color="auto" w:sz="4" w:space="0"/>
+                  <w:insideV w:val="single" w:color="auto" w:sz="4" w:space="0"/>
+                </w:tblBorders>
+                <w:tblCellMar>
+                  <w:top w:w="0" w:type="dxa"/>
+                  <w:left w:w="108" w:type="dxa"/>
+                  <w:bottom w:w="0" w:type="dxa"/>
+                  <w:right w:w="108" w:type="dxa"/>
+                </w:tblCellMar>
+              </w:tblPrEx>
               <w:trPr>
                 <w:trHeight w:val="284" w:hRule="atLeast"/>
                 <w:jc w:val="center"/>
@@ -878,10 +1045,11 @@
                   </w:pPr>
                   <w:r>
                     <w:rPr>
+                      <w:rFonts w:hint="eastAsia"/>
                       <w:sz w:val="21"/>
                       <w:szCs w:val="21"/>
                     </w:rPr>
-                    <w:t>优化所有表单提交时的 Loading 动画效果，防止用户重复点击。</w:t>
+                    <w:t>开发RBAC拦截器，通过自定义注解灵活校验用户角色，在请求处理前阻止未授权访问。</w:t>
                   </w:r>
                 </w:p>
               </w:tc>
@@ -913,6 +1081,22 @@
               </w:tc>
             </w:tr>
             <w:tr>
+              <w:tblPrEx>
+                <w:tblBorders>
+                  <w:top w:val="single" w:color="auto" w:sz="4" w:space="0"/>
+                  <w:left w:val="single" w:color="auto" w:sz="4" w:space="0"/>
+                  <w:bottom w:val="single" w:color="auto" w:sz="4" w:space="0"/>
+                  <w:right w:val="single" w:color="auto" w:sz="4" w:space="0"/>
+                  <w:insideH w:val="single" w:color="auto" w:sz="4" w:space="0"/>
+                  <w:insideV w:val="single" w:color="auto" w:sz="4" w:space="0"/>
+                </w:tblBorders>
+                <w:tblCellMar>
+                  <w:top w:w="0" w:type="dxa"/>
+                  <w:left w:w="108" w:type="dxa"/>
+                  <w:bottom w:w="0" w:type="dxa"/>
+                  <w:right w:w="108" w:type="dxa"/>
+                </w:tblCellMar>
+              </w:tblPrEx>
               <w:trPr>
                 <w:trHeight w:val="284" w:hRule="atLeast"/>
                 <w:jc w:val="center"/>
@@ -962,14 +1146,14 @@
                   </w:pPr>
                   <w:r>
                     <w:rPr>
-                      <w:rFonts w:ascii="Times New Roman" w:hAnsi="Times New Roman" w:eastAsia="宋体" w:cs="Times New Roman"/>
+                      <w:rFonts w:hint="eastAsia" w:ascii="Times New Roman" w:hAnsi="Times New Roman" w:eastAsia="宋体" w:cs="Times New Roman"/>
                       <w:kern w:val="2"/>
                       <w:sz w:val="21"/>
                       <w:szCs w:val="21"/>
                       <w:lang w:val="en-US" w:eastAsia="zh-CN" w:bidi="ar-SA"/>
                       <w14:ligatures w14:val="standardContextual"/>
                     </w:rPr>
-                    <w:t>统一调整各模块搜索栏、下拉框的默认占位符（Placeholder）文案。</w:t>
+                    <w:t>封装JWT令牌的生成与解析功能，将用户关键信息编码至令牌中，为无状态认证提供支持。</w:t>
                   </w:r>
                 </w:p>
               </w:tc>
@@ -1001,6 +1185,22 @@
               </w:tc>
             </w:tr>
             <w:tr>
+              <w:tblPrEx>
+                <w:tblBorders>
+                  <w:top w:val="single" w:color="auto" w:sz="4" w:space="0"/>
+                  <w:left w:val="single" w:color="auto" w:sz="4" w:space="0"/>
+                  <w:bottom w:val="single" w:color="auto" w:sz="4" w:space="0"/>
+                  <w:right w:val="single" w:color="auto" w:sz="4" w:space="0"/>
+                  <w:insideH w:val="single" w:color="auto" w:sz="4" w:space="0"/>
+                  <w:insideV w:val="single" w:color="auto" w:sz="4" w:space="0"/>
+                </w:tblBorders>
+                <w:tblCellMar>
+                  <w:top w:w="0" w:type="dxa"/>
+                  <w:left w:w="108" w:type="dxa"/>
+                  <w:bottom w:w="0" w:type="dxa"/>
+                  <w:right w:w="108" w:type="dxa"/>
+                </w:tblCellMar>
+              </w:tblPrEx>
               <w:trPr>
                 <w:trHeight w:val="284" w:hRule="atLeast"/>
                 <w:jc w:val="center"/>
@@ -1057,7 +1257,7 @@
                       <w:lang w:val="en-US" w:eastAsia="zh-CN" w:bidi="ar-SA"/>
                       <w14:ligatures w14:val="standardContextual"/>
                     </w:rPr>
-                    <w:t>补充和完善了部分深层级前端页面的面包屑（Breadcrumb）导航。</w:t>
+                    <w:t>定义继承自RuntimeException的业务异常类，用于在业务逻辑中主动抛出并传递特定的错误信息。</w:t>
                   </w:r>
                 </w:p>
               </w:tc>
@@ -1092,7 +1292,7 @@
           <w:p/>
           <w:p>
             <w:pPr>
-              <w:pStyle w:val="9"/>
+              <w:pStyle w:val="10"/>
               <w:numPr>
                 <w:ilvl w:val="0"/>
                 <w:numId w:val="1"/>
@@ -1117,18 +1317,20 @@
           <w:p>
             <w:pPr>
               <w:spacing w:line="300" w:lineRule="auto"/>
-              <w:jc w:val="left"/>
-              <w:rPr>
-                <w:rFonts w:hint="eastAsia"/>
+              <w:jc w:val="center"/>
+              <w:rPr>
+                <w:rFonts w:hint="eastAsia"/>
+                <w:sz w:val="21"/>
+                <w:szCs w:val="21"/>
                 <w:lang w:val="en-US" w:eastAsia="zh-CN"/>
               </w:rPr>
             </w:pPr>
             <w:r>
               <w:drawing>
                 <wp:inline distT="0" distB="0" distL="114300" distR="114300">
-                  <wp:extent cx="6113145" cy="4618355"/>
-                  <wp:effectExtent l="0" t="0" r="1905" b="1270"/>
-                  <wp:docPr id="1" name="图片 1"/>
+                  <wp:extent cx="6108700" cy="1508125"/>
+                  <wp:effectExtent l="0" t="0" r="0" b="3175"/>
+                  <wp:docPr id="6" name="图片 1"/>
                   <wp:cNvGraphicFramePr>
                     <a:graphicFrameLocks xmlns:a="http://schemas.openxmlformats.org/drawingml/2006/main" noChangeAspect="1"/>
                   </wp:cNvGraphicFramePr>
@@ -1136,7 +1338,7 @@
                     <a:graphicData uri="http://schemas.openxmlformats.org/drawingml/2006/picture">
                       <pic:pic xmlns:pic="http://schemas.openxmlformats.org/drawingml/2006/picture">
                         <pic:nvPicPr>
-                          <pic:cNvPr id="1" name="图片 1"/>
+                          <pic:cNvPr id="6" name="图片 1"/>
                           <pic:cNvPicPr>
                             <a:picLocks noChangeAspect="1"/>
                           </pic:cNvPicPr>
@@ -1150,7 +1352,7 @@
                         <pic:spPr>
                           <a:xfrm>
                             <a:off x="0" y="0"/>
-                            <a:ext cx="6113145" cy="4618355"/>
+                            <a:ext cx="6108700" cy="1508125"/>
                           </a:xfrm>
                           <a:prstGeom prst="rect">
                             <a:avLst/>
@@ -1173,32 +1375,26 @@
               </w:rPr>
               <w:t xml:space="preserve">                    </w:t>
             </w:r>
-          </w:p>
-          <w:p>
-            <w:pPr>
-              <w:spacing w:line="300" w:lineRule="auto"/>
-              <w:ind w:firstLine="1260" w:firstLineChars="600"/>
-              <w:jc w:val="left"/>
-              <w:rPr>
-                <w:sz w:val="21"/>
-                <w:szCs w:val="21"/>
-              </w:rPr>
-            </w:pPr>
-            <w:r>
-              <w:rPr>
-                <w:rFonts w:hint="eastAsia"/>
-                <w:sz w:val="21"/>
-                <w:szCs w:val="21"/>
-                <w:lang w:val="en-US" w:eastAsia="zh-CN"/>
-              </w:rPr>
-              <w:t xml:space="preserve"> 图1-患者退号前端状态实时刷新</w:t>
-            </w:r>
+            <w:r>
+              <w:rPr>
+                <w:rFonts w:hint="eastAsia"/>
+                <w:sz w:val="21"/>
+                <w:szCs w:val="21"/>
+                <w:lang w:val="en-US" w:eastAsia="zh-CN"/>
+              </w:rPr>
+              <w:t>图1-业务异常体系构建</w:t>
+            </w:r>
+          </w:p>
+          <w:p>
+            <w:pPr>
+              <w:bidi w:val="0"/>
+            </w:pPr>
             <w:r>
               <w:drawing>
                 <wp:inline distT="0" distB="0" distL="114300" distR="114300">
-                  <wp:extent cx="6113780" cy="5299710"/>
-                  <wp:effectExtent l="0" t="0" r="1270" b="5715"/>
-                  <wp:docPr id="2" name="图片 2"/>
+                  <wp:extent cx="6116955" cy="2319020"/>
+                  <wp:effectExtent l="0" t="0" r="4445" b="5080"/>
+                  <wp:docPr id="7" name="图片 2"/>
                   <wp:cNvGraphicFramePr>
                     <a:graphicFrameLocks xmlns:a="http://schemas.openxmlformats.org/drawingml/2006/main" noChangeAspect="1"/>
                   </wp:cNvGraphicFramePr>
@@ -1206,7 +1402,7 @@
                     <a:graphicData uri="http://schemas.openxmlformats.org/drawingml/2006/picture">
                       <pic:pic xmlns:pic="http://schemas.openxmlformats.org/drawingml/2006/picture">
                         <pic:nvPicPr>
-                          <pic:cNvPr id="2" name="图片 2"/>
+                          <pic:cNvPr id="7" name="图片 2"/>
                           <pic:cNvPicPr>
                             <a:picLocks noChangeAspect="1"/>
                           </pic:cNvPicPr>
@@ -1220,7 +1416,7 @@
                         <pic:spPr>
                           <a:xfrm>
                             <a:off x="0" y="0"/>
-                            <a:ext cx="6113780" cy="5299710"/>
+                            <a:ext cx="6116955" cy="2319020"/>
                           </a:xfrm>
                           <a:prstGeom prst="rect">
                             <a:avLst/>
@@ -1256,14 +1452,14 @@
                 <w:szCs w:val="21"/>
                 <w:lang w:val="en-US" w:eastAsia="zh-CN"/>
               </w:rPr>
-              <w:t>图2-侧边菜单与面包屑导航展示</w:t>
+              <w:t>图2- 用户上下文管理</w:t>
             </w:r>
             <w:r>
               <w:drawing>
                 <wp:inline distT="0" distB="0" distL="114300" distR="114300">
-                  <wp:extent cx="6118225" cy="4810760"/>
-                  <wp:effectExtent l="0" t="0" r="6350" b="8890"/>
-                  <wp:docPr id="3" name="图片 3"/>
+                  <wp:extent cx="6114415" cy="3088640"/>
+                  <wp:effectExtent l="0" t="0" r="6985" b="10160"/>
+                  <wp:docPr id="8" name="图片 3"/>
                   <wp:cNvGraphicFramePr>
                     <a:graphicFrameLocks xmlns:a="http://schemas.openxmlformats.org/drawingml/2006/main" noChangeAspect="1"/>
                   </wp:cNvGraphicFramePr>
@@ -1271,7 +1467,7 @@
                     <a:graphicData uri="http://schemas.openxmlformats.org/drawingml/2006/picture">
                       <pic:pic xmlns:pic="http://schemas.openxmlformats.org/drawingml/2006/picture">
                         <pic:nvPicPr>
-                          <pic:cNvPr id="3" name="图片 3"/>
+                          <pic:cNvPr id="8" name="图片 3"/>
                           <pic:cNvPicPr>
                             <a:picLocks noChangeAspect="1"/>
                           </pic:cNvPicPr>
@@ -1285,7 +1481,7 @@
                         <pic:spPr>
                           <a:xfrm>
                             <a:off x="0" y="0"/>
-                            <a:ext cx="6118225" cy="4810760"/>
+                            <a:ext cx="6114415" cy="3088640"/>
                           </a:xfrm>
                           <a:prstGeom prst="rect">
                             <a:avLst/>
@@ -1321,7 +1517,7 @@
                 <w:szCs w:val="21"/>
                 <w:lang w:val="en-US" w:eastAsia="zh-CN"/>
               </w:rPr>
-              <w:t>图3-表单提交时的全局 Loading 遮罩</w:t>
+              <w:t>图3-JWT认证过滤器</w:t>
             </w:r>
           </w:p>
           <w:p>
@@ -1348,9 +1544,9 @@
             <w:r>
               <w:drawing>
                 <wp:inline distT="0" distB="0" distL="114300" distR="114300">
-                  <wp:extent cx="5876925" cy="2847975"/>
-                  <wp:effectExtent l="0" t="0" r="0" b="0"/>
-                  <wp:docPr id="4" name="图片 4"/>
+                  <wp:extent cx="6115050" cy="3590290"/>
+                  <wp:effectExtent l="0" t="0" r="6350" b="3810"/>
+                  <wp:docPr id="9" name="图片 4"/>
                   <wp:cNvGraphicFramePr>
                     <a:graphicFrameLocks xmlns:a="http://schemas.openxmlformats.org/drawingml/2006/main" noChangeAspect="1"/>
                   </wp:cNvGraphicFramePr>
@@ -1358,7 +1554,7 @@
                     <a:graphicData uri="http://schemas.openxmlformats.org/drawingml/2006/picture">
                       <pic:pic xmlns:pic="http://schemas.openxmlformats.org/drawingml/2006/picture">
                         <pic:nvPicPr>
-                          <pic:cNvPr id="4" name="图片 4"/>
+                          <pic:cNvPr id="9" name="图片 4"/>
                           <pic:cNvPicPr>
                             <a:picLocks noChangeAspect="1"/>
                           </pic:cNvPicPr>
@@ -1372,7 +1568,7 @@
                         <pic:spPr>
                           <a:xfrm>
                             <a:off x="0" y="0"/>
-                            <a:ext cx="5876925" cy="2847975"/>
+                            <a:ext cx="6115050" cy="3590290"/>
                           </a:xfrm>
                           <a:prstGeom prst="rect">
                             <a:avLst/>
@@ -1408,7 +1604,7 @@
                 <w:szCs w:val="21"/>
                 <w:lang w:val="en-US" w:eastAsia="zh-CN"/>
               </w:rPr>
-              <w:t>图4-样式兼容、占位符微调</w:t>
+              <w:t>图4-基于角色的动态权限拦截</w:t>
             </w:r>
           </w:p>
           <w:p>
@@ -1424,6 +1620,17 @@
             <w:pPr>
               <w:bidi w:val="0"/>
               <w:rPr>
+                <w:rFonts w:hint="eastAsia"/>
+                <w:lang w:val="en-US" w:eastAsia="zh-CN"/>
+              </w:rPr>
+            </w:pPr>
+            <w:bookmarkStart w:id="0" w:name="_GoBack"/>
+            <w:bookmarkEnd w:id="0"/>
+          </w:p>
+          <w:p>
+            <w:pPr>
+              <w:bidi w:val="0"/>
+              <w:rPr>
                 <w:rFonts w:hint="default"/>
                 <w:lang w:val="en-US" w:eastAsia="zh-CN"/>
               </w:rPr>
@@ -1431,25 +1638,7 @@
           </w:p>
           <w:p>
             <w:pPr>
-              <w:bidi w:val="0"/>
-              <w:rPr>
-                <w:rFonts w:hint="eastAsia"/>
-                <w:lang w:val="en-US" w:eastAsia="zh-CN"/>
-              </w:rPr>
-            </w:pPr>
-          </w:p>
-          <w:p>
-            <w:pPr>
-              <w:bidi w:val="0"/>
-              <w:rPr>
-                <w:rFonts w:hint="default"/>
-                <w:lang w:val="en-US" w:eastAsia="zh-CN"/>
-              </w:rPr>
-            </w:pPr>
-          </w:p>
-          <w:p>
-            <w:pPr>
-              <w:pStyle w:val="9"/>
+              <w:pStyle w:val="10"/>
               <w:numPr>
                 <w:ilvl w:val="0"/>
                 <w:numId w:val="1"/>
@@ -1473,94 +1662,23 @@
           </w:p>
           <w:p>
             <w:pPr>
-              <w:pStyle w:val="9"/>
-              <w:numPr>
-                <w:ilvl w:val="0"/>
-                <w:numId w:val="0"/>
-              </w:numPr>
-              <w:spacing w:line="300" w:lineRule="auto"/>
-              <w:ind w:leftChars="0"/>
-              <w:jc w:val="left"/>
-              <w:rPr>
-                <w:sz w:val="21"/>
-                <w:szCs w:val="21"/>
-              </w:rPr>
-            </w:pPr>
-          </w:p>
-          <w:p>
-            <w:pPr>
               <w:spacing w:line="300" w:lineRule="auto"/>
               <w:jc w:val="left"/>
               <w:rPr>
-                <w:rFonts w:hint="eastAsia"/>
-                <w:sz w:val="21"/>
-                <w:szCs w:val="21"/>
-                <w:lang w:val="en-US" w:eastAsia="zh-CN"/>
-              </w:rPr>
-            </w:pPr>
-            <w:r>
-              <w:rPr>
-                <w:rFonts w:hint="eastAsia"/>
-                <w:sz w:val="21"/>
-                <w:szCs w:val="21"/>
-                <w:lang w:val="en-US" w:eastAsia="zh-CN"/>
-              </w:rPr>
-              <w:t>在测试部分旧版浏览器时，发现个别页面的 CSS Flex 布局对齐存在轻微错位，明天需要补充浏览器样式兼容前缀。</w:t>
-            </w:r>
+                <w:rFonts w:hint="eastAsia" w:ascii="Times New Roman" w:hAnsi="Times New Roman" w:eastAsia="宋体" w:cs="Times New Roman"/>
+                <w:kern w:val="2"/>
+                <w:sz w:val="21"/>
+                <w:szCs w:val="21"/>
+                <w:lang w:val="en-US" w:eastAsia="zh-CN" w:bidi="ar-SA"/>
+                <w14:ligatures w14:val="standardContextual"/>
+              </w:rPr>
+            </w:pPr>
           </w:p>
           <w:p>
             <w:pPr>
               <w:spacing w:line="300" w:lineRule="auto"/>
               <w:jc w:val="left"/>
               <w:rPr>
-                <w:rFonts w:hint="eastAsia"/>
-                <w:sz w:val="21"/>
-                <w:szCs w:val="21"/>
-                <w:lang w:val="en-US" w:eastAsia="zh-CN"/>
-              </w:rPr>
-            </w:pPr>
-            <w:r>
-              <w:rPr>
-                <w:rFonts w:hint="eastAsia"/>
-                <w:sz w:val="21"/>
-                <w:szCs w:val="21"/>
-                <w:lang w:val="en-US" w:eastAsia="zh-CN"/>
-              </w:rPr>
-              <w:t>在输入患者身份证号或手机号时，如果用户从外部复制带有空格的文本，会导致前端校验报错，需要增加正则去空预处理。</w:t>
-            </w:r>
-          </w:p>
-          <w:p>
-            <w:pPr>
-              <w:spacing w:line="300" w:lineRule="auto"/>
-              <w:jc w:val="left"/>
-              <w:rPr>
-                <w:rFonts w:hint="eastAsia"/>
-                <w:sz w:val="21"/>
-                <w:szCs w:val="21"/>
-                <w:lang w:val="en-US" w:eastAsia="zh-CN"/>
-              </w:rPr>
-            </w:pPr>
-            <w:r>
-              <w:rPr>
-                <w:rFonts w:hint="eastAsia"/>
-                <w:sz w:val="21"/>
-                <w:szCs w:val="21"/>
-                <w:lang w:val="en-US" w:eastAsia="zh-CN"/>
-              </w:rPr>
-              <w:t>发现前端打包后的 vendor 文件较大，首次加载速度还有提升空间，后续需要清理一下项目中未使用的冗余组件和静态图标。</w:t>
-            </w:r>
-          </w:p>
-          <w:p>
-            <w:pPr>
-              <w:spacing w:line="300" w:lineRule="auto"/>
-              <w:jc w:val="left"/>
-              <w:rPr>
-                <w:rFonts w:hint="eastAsia"/>
-                <w:lang w:val="en-US" w:eastAsia="zh-CN"/>
-              </w:rPr>
-            </w:pPr>
-            <w:r>
-              <w:rPr>
                 <w:rFonts w:hint="eastAsia" w:ascii="Times New Roman" w:hAnsi="Times New Roman" w:eastAsia="宋体" w:cs="Times New Roman"/>
                 <w:kern w:val="2"/>
                 <w:sz w:val="21"/>
@@ -1568,10 +1686,7 @@
                 <w:lang w:val="en-US" w:eastAsia="zh-CN" w:bidi="ar-SA"/>
                 <w14:ligatures w14:val="standardContextual"/>
               </w:rPr>
-              <w:t>分长数据表格页面在 Windows 系统下默认的横向/纵向滚动条视觉效果比较生硬，与系统整体风格不太搭配，需要用 CSS 统一美化定制滚动条样</w:t>
-            </w:r>
-            <w:bookmarkStart w:id="0" w:name="_GoBack"/>
-            <w:bookmarkEnd w:id="0"/>
+            </w:pPr>
             <w:r>
               <w:rPr>
                 <w:rFonts w:hint="eastAsia" w:ascii="Times New Roman" w:hAnsi="Times New Roman" w:eastAsia="宋体" w:cs="Times New Roman"/>
@@ -1581,19 +1696,21 @@
                 <w:lang w:val="en-US" w:eastAsia="zh-CN" w:bidi="ar-SA"/>
                 <w14:ligatures w14:val="standardContextual"/>
               </w:rPr>
-              <w:t>式。</w:t>
-            </w:r>
-            <w:r>
-              <w:rPr>
-                <w:rFonts w:hint="eastAsia"/>
-                <w:lang w:val="en-US" w:eastAsia="zh-CN"/>
-              </w:rPr>
-              <w:br w:type="textWrapping"/>
-            </w:r>
-          </w:p>
-          <w:p>
-            <w:pPr>
-              <w:pStyle w:val="9"/>
+              <w:t>今日在云医院HIS系统安全认证与权限控制模块的开发过程中，整体进度符合预期，但也暴露出几个需要关注的技术细节与潜在风险。首先，在实现用户上下文管理（SecurityUserHolder）时，发现若未在请求处理完毕的 finally 块中严格执行 ThreadLocal.clear()，在线程池复用场景下极易引发内存泄漏及用户信息错乱问题。目前已在过滤器中完善清理机制，后续需加强代码审查。其次，在JWT令牌解析环节，针对过期令牌和格式异常抛出的底层异常，初步测试时未能被全局异常处理器精准捕获，导致部分接口返回了500错误而非标准的401未授权状态。经过排查，已在过滤器内部增加了针对性的异常捕获与降级处理逻辑，确保认证失败时能返回规范的业务响应。最后，基于角色的动态权限拦截（RBAC）目前仅实现了角色维度的校验，对于更细粒度的接口级权限控制尚显不足。明日计划引入数据权限过滤机制，并补充相关模块的单元测试，以提升系统整体的安全性与健壮性。</w:t>
+            </w:r>
+          </w:p>
+          <w:p>
+            <w:pPr>
+              <w:pStyle w:val="2"/>
+              <w:rPr>
+                <w:rFonts w:hint="eastAsia"/>
+                <w:lang w:val="en-US" w:eastAsia="zh-CN"/>
+              </w:rPr>
+            </w:pPr>
+          </w:p>
+          <w:p>
+            <w:pPr>
+              <w:pStyle w:val="10"/>
               <w:numPr>
                 <w:ilvl w:val="0"/>
                 <w:numId w:val="1"/>
@@ -1618,7 +1735,7 @@
           </w:p>
           <w:p>
             <w:pPr>
-              <w:pStyle w:val="9"/>
+              <w:pStyle w:val="10"/>
               <w:numPr>
                 <w:ilvl w:val="0"/>
                 <w:numId w:val="0"/>
@@ -1818,6 +1935,22 @@
         </w:tc>
       </w:tr>
       <w:tr>
+        <w:tblPrEx>
+          <w:tblBorders>
+            <w:top w:val="single" w:color="auto" w:sz="4" w:space="0"/>
+            <w:left w:val="single" w:color="auto" w:sz="4" w:space="0"/>
+            <w:bottom w:val="single" w:color="auto" w:sz="4" w:space="0"/>
+            <w:right w:val="single" w:color="auto" w:sz="4" w:space="0"/>
+            <w:insideH w:val="single" w:color="auto" w:sz="4" w:space="0"/>
+            <w:insideV w:val="single" w:color="auto" w:sz="4" w:space="0"/>
+          </w:tblBorders>
+          <w:tblCellMar>
+            <w:top w:w="0" w:type="dxa"/>
+            <w:left w:w="108" w:type="dxa"/>
+            <w:bottom w:w="0" w:type="dxa"/>
+            <w:right w:w="108" w:type="dxa"/>
+          </w:tblCellMar>
+        </w:tblPrEx>
         <w:trPr>
           <w:trHeight w:val="775" w:hRule="atLeast"/>
           <w:jc w:val="center"/>
@@ -2254,7 +2387,7 @@
     <w:name w:val="heading 1"/>
     <w:basedOn w:val="1"/>
     <w:next w:val="1"/>
-    <w:link w:val="8"/>
+    <w:link w:val="9"/>
     <w:qFormat/>
     <w:uiPriority w:val="9"/>
     <w:pPr>
@@ -2271,14 +2404,36 @@
       <w:szCs w:val="44"/>
     </w:rPr>
   </w:style>
-  <w:style w:type="character" w:default="1" w:styleId="7">
+  <w:style w:type="paragraph" w:styleId="3">
+    <w:name w:val="heading 4"/>
+    <w:basedOn w:val="1"/>
+    <w:next w:val="1"/>
+    <w:semiHidden/>
+    <w:unhideWhenUsed/>
+    <w:qFormat/>
+    <w:uiPriority w:val="9"/>
+    <w:pPr>
+      <w:spacing w:before="0" w:beforeAutospacing="1" w:after="0" w:afterAutospacing="1"/>
+      <w:jc w:val="left"/>
+    </w:pPr>
+    <w:rPr>
+      <w:rFonts w:hint="eastAsia" w:ascii="宋体" w:hAnsi="宋体" w:eastAsia="宋体" w:cs="宋体"/>
+      <w:b/>
+      <w:bCs/>
+      <w:kern w:val="0"/>
+      <w:sz w:val="24"/>
+      <w:szCs w:val="24"/>
+      <w:lang w:val="en-US" w:eastAsia="zh-CN" w:bidi="ar"/>
+    </w:rPr>
+  </w:style>
+  <w:style w:type="character" w:default="1" w:styleId="8">
     <w:name w:val="Default Paragraph Font"/>
     <w:semiHidden/>
     <w:unhideWhenUsed/>
     <w:qFormat/>
     <w:uiPriority w:val="1"/>
   </w:style>
-  <w:style w:type="table" w:default="1" w:styleId="5">
+  <w:style w:type="table" w:default="1" w:styleId="6">
     <w:name w:val="Normal Table"/>
     <w:semiHidden/>
     <w:unhideWhenUsed/>
@@ -2293,10 +2448,10 @@
       </w:tblCellMar>
     </w:tblPr>
   </w:style>
-  <w:style w:type="paragraph" w:styleId="3">
+  <w:style w:type="paragraph" w:styleId="4">
     <w:name w:val="footer"/>
     <w:basedOn w:val="1"/>
-    <w:link w:val="11"/>
+    <w:link w:val="12"/>
     <w:unhideWhenUsed/>
     <w:qFormat/>
     <w:uiPriority w:val="99"/>
@@ -2313,10 +2468,10 @@
       <w:szCs w:val="18"/>
     </w:rPr>
   </w:style>
-  <w:style w:type="paragraph" w:styleId="4">
+  <w:style w:type="paragraph" w:styleId="5">
     <w:name w:val="header"/>
     <w:basedOn w:val="1"/>
-    <w:link w:val="10"/>
+    <w:link w:val="11"/>
     <w:unhideWhenUsed/>
     <w:uiPriority w:val="99"/>
     <w:pPr>
@@ -2332,9 +2487,9 @@
       <w:szCs w:val="18"/>
     </w:rPr>
   </w:style>
-  <w:style w:type="table" w:styleId="6">
+  <w:style w:type="table" w:styleId="7">
     <w:name w:val="Table Grid"/>
-    <w:basedOn w:val="5"/>
+    <w:basedOn w:val="6"/>
     <w:qFormat/>
     <w:uiPriority w:val="39"/>
     <w:tblPr>
@@ -2348,9 +2503,9 @@
       </w:tblBorders>
     </w:tblPr>
   </w:style>
-  <w:style w:type="character" w:customStyle="1" w:styleId="8">
+  <w:style w:type="character" w:customStyle="1" w:styleId="9">
     <w:name w:val="标题 1 字符"/>
-    <w:basedOn w:val="7"/>
+    <w:basedOn w:val="8"/>
     <w:link w:val="2"/>
     <w:qFormat/>
     <w:uiPriority w:val="9"/>
@@ -2363,7 +2518,7 @@
       <w:szCs w:val="44"/>
     </w:rPr>
   </w:style>
-  <w:style w:type="paragraph" w:styleId="9">
+  <w:style w:type="paragraph" w:styleId="10">
     <w:name w:val="List Paragraph"/>
     <w:basedOn w:val="1"/>
     <w:qFormat/>
@@ -2372,10 +2527,10 @@
       <w:ind w:firstLine="420" w:firstLineChars="200"/>
     </w:pPr>
   </w:style>
-  <w:style w:type="character" w:customStyle="1" w:styleId="10">
+  <w:style w:type="character" w:customStyle="1" w:styleId="11">
     <w:name w:val="页眉 字符"/>
-    <w:basedOn w:val="7"/>
-    <w:link w:val="4"/>
+    <w:basedOn w:val="8"/>
+    <w:link w:val="5"/>
     <w:qFormat/>
     <w:uiPriority w:val="99"/>
     <w:rPr>
@@ -2384,10 +2539,10 @@
       <w:szCs w:val="18"/>
     </w:rPr>
   </w:style>
-  <w:style w:type="character" w:customStyle="1" w:styleId="11">
+  <w:style w:type="character" w:customStyle="1" w:styleId="12">
     <w:name w:val="页脚 字符"/>
-    <w:basedOn w:val="7"/>
-    <w:link w:val="3"/>
+    <w:basedOn w:val="8"/>
+    <w:link w:val="4"/>
     <w:qFormat/>
     <w:uiPriority w:val="99"/>
     <w:rPr>
